--- a/livrables/lecons/2026-06-05_lecon-stoicisme_01_dichotomie-controle.docx
+++ b/livrables/lecons/2026-06-05_lecon-stoicisme_01_dichotomie-controle.docx
@@ -127,7 +127,7 @@
         <w:spacing w:after="200" w:before="200"/>
       </w:pPr>
       <w:r>
-        <w:t xml:space="preserve">"Il n'y a qu'une voie vers le bonheur : cesser de se préoccuper de choses en dehors de notre contrôle." — Épictète</w:t>
+        <w:t xml:space="preserve">Une formule largement attribuée à Épictète dans les recueils de citations — il n'y a qu'une voie vers le bonheur : cesser de se préoccuper de ce qui échappe à notre volonté — sans passage identifié dans les Entretiens ni dans le Manuel. L'idée, elle, est celle du chapitre 1 du Manuel : « Some things are in our control and others not » (trad. Carter, classics.mit.edu). ⚠️ Corrigé le 13/09/2026 : les guillemets et l'attribution directe sont retirés.</w:t>
       </w:r>
     </w:p>
     <w:p>
@@ -343,7 +343,7 @@
             <w:szCs w:val="44"/>
             <w:u w:val="single"/>
           </w:rPr>
-          <w:t xml:space="preserve">How To Deal With Regret (3 Stoic Strategies to Live Free)</w:t>
+          <w:t xml:space="preserve">Daily Stoic : How To Deal With Regret (3 Stoic Strategies to Live Free)</w:t>
         </w:r>
       </w:hyperlink>
     </w:p>
@@ -361,7 +361,7 @@
             <w:szCs w:val="44"/>
             <w:u w:val="single"/>
           </w:rPr>
-          <w:t xml:space="preserve">What Does It Mean To Be Wealthy?</w:t>
+          <w:t xml:space="preserve">Daily Stoic : What Does It Mean To Be Wealthy?</w:t>
         </w:r>
       </w:hyperlink>
     </w:p>
@@ -379,7 +379,7 @@
             <w:szCs w:val="44"/>
             <w:u w:val="single"/>
           </w:rPr>
-          <w:t xml:space="preserve">Perseverance: 7 Stoic Lessons on How To Keep Going</w:t>
+          <w:t xml:space="preserve">Daily Stoic : Perseverance — 7 Stoic Lessons on How To Keep Going</w:t>
         </w:r>
       </w:hyperlink>
     </w:p>
@@ -397,12 +397,48 @@
             <w:szCs w:val="44"/>
             <w:u w:val="single"/>
           </w:rPr>
-          <w:t xml:space="preserve">Wikipedia Stoicism</w:t>
+          <w:t xml:space="preserve">Wikipedia : Stoicism</w:t>
         </w:r>
       </w:hyperlink>
     </w:p>
     <w:p>
       <w:pPr>
+        <w:spacing w:after="100" w:before="100"/>
+      </w:pPr>
+      <w:hyperlink w:history="1" r:id="rIdsep2026">
+        <w:r>
+          <w:rPr>
+            <w:b/>
+            <w:bCs/>
+            <w:color w:val="1155CC"/>
+            <w:sz w:val="44"/>
+            <w:szCs w:val="44"/>
+            <w:u w:val="single"/>
+          </w:rPr>
+          <w:t xml:space="preserve">Stanford Encyclopedia of Philosophy : Stoicism — ajoutée le 13/09/2026</w:t>
+        </w:r>
+      </w:hyperlink>
+    </w:p>
+    <w:p>
+      <w:pPr>
+        <w:spacing w:after="100" w:before="100"/>
+      </w:pPr>
+      <w:hyperlink w:history="1" r:id="rIdench2026">
+        <w:r>
+          <w:rPr>
+            <w:b/>
+            <w:bCs/>
+            <w:color w:val="1155CC"/>
+            <w:sz w:val="44"/>
+            <w:szCs w:val="44"/>
+            <w:u w:val="single"/>
+          </w:rPr>
+          <w:t xml:space="preserve">Épictète, Manuel (Enchiridion), chap. 1, trad. Elizabeth Carter — la source primaire de la dichotomie du contrôle, ajoutée le 13/09/2026</w:t>
+        </w:r>
+      </w:hyperlink>
+    </w:p>
+    <w:p>
+      <w:pPr>
         <w:spacing w:after="200"/>
       </w:pPr>
     </w:p>
@@ -434,6 +470,60 @@
       </w:pPr>
       <w:r>
         <w:t xml:space="preserve">Généré : 05/06/2026 • Leçon 01/dichotomie-controle</w:t>
+      </w:r>
+    </w:p>
+    <w:p>
+      <w:pPr>
+        <w:spacing w:after="120" w:before="320"/>
+      </w:pPr>
+      <w:r>
+        <w:rPr>
+          <w:b/>
+          <w:bCs/>
+          <w:color w:val="1B3A6B"/>
+          <w:sz w:val="28"/>
+          <w:szCs w:val="28"/>
+        </w:rPr>
+        <w:t xml:space="preserve">📝 Journal des corrections — 13 septembre 2026</w:t>
+      </w:r>
+    </w:p>
+    <w:p>
+      <w:pPr>
+        <w:spacing w:after="80"/>
+      </w:pPr>
+      <w:r>
+        <w:rPr>
+          <w:color w:val="1F2937"/>
+          <w:sz w:val="22"/>
+          <w:szCs w:val="22"/>
+        </w:rPr>
+        <w:t xml:space="preserve">Relue le 13/09/2026. Deux corrections : des liens sans cible, et une citation sans source.</w:t>
+      </w:r>
+    </w:p>
+    <w:p>
+      <w:pPr>
+        <w:spacing w:after="80"/>
+      </w:pPr>
+      <w:r>
+        <w:rPr>
+          <w:color w:val="1F2937"/>
+          <w:sz w:val="22"/>
+          <w:szCs w:val="22"/>
+        </w:rPr>
+        <w:t xml:space="preserve">① Les quatre ressources étaient des liens sans cible. Les libellés étaient des hyperliens, mais leurs relations ne portaient aucune adresse (bug du script du 05/06/2026, premier jour du parcours) : cette leçon était l'une des trois du dépôt sans aucune adresse, alors que treize leçons s'appuient sur elle. Cibles posées et testées à 200 le 13/09/2026 : les trois articles Daily Stoic que la rubrique « Actu de la semaine » résume, et la page Wikipédia. Deux ressources ajoutées : le Manuel d'Épictète, chapitre 1 — « Things in our control are opinion, pursuit, desire, aversion… Things not in our control are body, property, reputation, command » — qui est mot pour mot la liste que la théorie donne, et l'entrée Stoicism de la Stanford Encyclopedia.</w:t>
+      </w:r>
+    </w:p>
+    <w:p>
+      <w:pPr>
+        <w:spacing w:after="80"/>
+      </w:pPr>
+      <w:r>
+        <w:rPr>
+          <w:color w:val="1F2937"/>
+          <w:sz w:val="22"/>
+          <w:szCs w:val="22"/>
+        </w:rPr>
+        <w:t xml:space="preserve">② « Il n'y a qu'une voie vers le bonheur : cesser de se préoccuper de choses en dehors de notre contrôle. » — Épictète. Cette phrase circule dans les recueils de citations (« There is only one way to happiness… ») ; aucun de ceux consultés le 13/09/2026 ne la rattache à un passage des Entretiens ou du Manuel, et elle ne figure pas dans la traduction Carter du Manuel. Des guillemets promettent le mot à mot : retirés. La formule reste, présentée comme largement attribuée, et adossée au chapitre 1 du Manuel, qui en porte l'idée.</w:t>
       </w:r>
     </w:p>
     <w:sectPr>
